--- a/testakten/erbstreit-krypto-multisig-edelmann-stuttgart/06_grundstueck_sonnenbergstrasse_wertgutachten_kurzgutachten.docx
+++ b/testakten/erbstreit-krypto-multisig-edelmann-stuttgart/06_grundstueck_sonnenbergstrasse_wertgutachten_kurzgutachten.docx
@@ -182,7 +182,7 @@
         <w:jc w:val="left"/>
       </w:pPr>
       <w:r>
-        <w:t>Das Kurzgutachten verwendet das Sachwertverfahren (§§ 21 ff. ImmoWertV 2021) ergänzt durch Plausibilisierung mit Vergleichswerten.</w:t>
+        <w:t>Das Kurzgutachten verwendet das Sachwertverfahren (Paragrafen 21 ff. ImmoWertV 2021) ergänzt durch Plausibilisierung mit Vergleichswerten.</w:t>
       </w:r>
     </w:p>
     <w:p>
@@ -1173,7 +1173,7 @@
         <w:pStyle w:val="ListBullet"/>
       </w:pPr>
       <w:r>
-        <w:t>Marlies' Anwalt Strecker behauptet (→ Aktenstück 18), das Wohnrecht erfasse nicht nur das gesamte Haus, sondern schließe auch das Recht ein, Teile des Hauses unterzuvermieten. Das ist nach § 1093 Abs. 2 BGB ausgeschlossen (kein Untervermietungsrecht ohne besondere Vereinbarung). Strecker stützt sich auf eine großzügige Auslegung des Testamentswortlauts.</w:t>
+        <w:t>Marlies' Anwalt Strecker behauptet (→ Aktenstück 18), das Wohnrecht erfasse nicht nur das gesamte Haus, sondern schließe auch das Recht ein, Teile des Hauses unterzuvermieten. Das ist nach Paragraf 1093 Abs. 2 BGB ausgeschlossen (kein Untervermietungsrecht ohne besondere Vereinbarung). Strecker stützt sich auf eine großzügige Auslegung des Testamentswortlauts.</w:t>
       </w:r>
     </w:p>
     <w:p>
